--- a/project/revision-2026/guide-07/publication-candidate/Lifelong_Opportunity_Guide_07_Customer_Service_Specialist_pt-BR_v2.0.docx
+++ b/project/revision-2026/guide-07/publication-candidate/Lifelong_Opportunity_Guide_07_Customer_Service_Specialist_pt-BR_v2.0.docx
@@ -20,16 +20,16 @@
           <w:bCs/>
           <w:b/>
         </w:rPr>
-        <w:t xml:space="preserve">Mestre de trabalho controlado 2026 em português do Brasil (pt-BR)</w:t>
-      </w:r>
-      <w:r>
-        <w:br/>
-      </w:r>
-      <w:r>
-        <w:t xml:space="preserve">Versão 2.0, mestre de trabalho • agosto de 2026</w:t>
-      </w:r>
-      <w:r>
-        <w:br/>
+        <w:t xml:space="preserve">Candidata de publicação controlada 2026 em português do Brasil (pt-BR)</w:t>
+      </w:r>
+      <w:r>
+        <w:t xml:space="preserve"> </w:t>
+      </w:r>
+      <w:r>
+        <w:t xml:space="preserve">Versão 2.0 • agosto de 2026</w:t>
+      </w:r>
+      <w:r>
+        <w:t xml:space="preserve"> </w:t>
       </w:r>
       <w:r>
         <w:t xml:space="preserve">Criado e dirigido por Alberto (Al) Leiva</w:t>
@@ -56,7 +56,7 @@
         <w:t xml:space="preserve"> </w:t>
       </w:r>
       <w:r>
-        <w:t xml:space="preserve">Esta é a versão revisada em português do Brasil do mestre de trabalho em inglês de 2026. Ainda não é candidata à publicação. Deve passar por controles de paridade de tradução, terminologia, links, acessibilidade, codificação, DOCX, PDF, metadados e publicação antes do lançamento.</w:t>
+        <w:t xml:space="preserve">Esta é a versão revisada em português do Brasil da fonte inglesa congelada para a candidata de publicação controlada de 2026. Ela passou pelos controles do projeto de paridade, terminologia, links, codificação, DOCX, PDF, metadados, renderização e publicação documentados no repositório. Isso não constitui certificação humana independente, certificação profissional de tradução, certificação de acessibilidade, acreditação, revisão jurídica nem garantia de resultados.</w:t>
       </w:r>
     </w:p>
     <w:bookmarkStart w:id="20" w:name="a-promessa-deste-guia"/>
@@ -4784,7 +4784,7 @@
         <w:pStyle w:val="Compact"/>
       </w:pPr>
       <w:r>
-        <w:t xml:space="preserve">Status desta tradução: mestre de trabalho pt-BR, tradução assistida por máquina e revisada editorialmente; não certificada profissionalmente</w:t>
+        <w:t xml:space="preserve">Status desta tradução: fonte pt-BR controlada, tradução assistida por IA e revisada editorialmente no processo do projeto; não certificada profissionalmente</w:t>
       </w:r>
     </w:p>
     <w:p>
@@ -4796,7 +4796,7 @@
         <w:pStyle w:val="Compact"/>
       </w:pPr>
       <w:r>
-        <w:t xml:space="preserve">Status de publicação: ainda não é candidata à publicação</w:t>
+        <w:t xml:space="preserve">Status de publicação: candidata de publicação controlada; o lançamento continua sujeito aos registros de QA do repositório</w:t>
       </w:r>
     </w:p>
     <w:bookmarkEnd w:id="81"/>

--- a/project/revision-2026/guide-07/publication-candidate/Lifelong_Opportunity_Guide_07_Customer_Service_Specialist_pt-BR_v2.0.docx
+++ b/project/revision-2026/guide-07/publication-candidate/Lifelong_Opportunity_Guide_07_Customer_Service_Specialist_pt-BR_v2.0.docx
@@ -4748,7 +4748,7 @@
         <w:pStyle w:val="Compact"/>
       </w:pPr>
       <w:r>
-        <w:t xml:space="preserve">Versão do mestre de trabalho: 2.0</w:t>
+        <w:t xml:space="preserve">Versão da candidata de publicação: 2.0</w:t>
       </w:r>
     </w:p>
     <w:p>
@@ -4800,13 +4800,13 @@
       </w:r>
     </w:p>
     <w:bookmarkEnd w:id="81"/>
-    <w:bookmarkStart w:id="82" w:name="X7682968149bdaaacaa071d944265304a4e95592"/>
+    <w:bookmarkStart w:id="82" w:name="lista-final-de-verificação"/>
     <w:p>
       <w:pPr>
         <w:pStyle w:val="Heading3"/>
       </w:pPr>
       <w:r>
-        <w:t xml:space="preserve">Verificação final antes de aprovar a localização</w:t>
+        <w:t xml:space="preserve">Lista final de verificação</w:t>
       </w:r>
     </w:p>
     <w:p>
